--- a/New.docx
+++ b/New.docx
@@ -653,15 +653,7 @@
         <w:t>✅</w:t>
       </w:r>
       <w:r>
-        <w:t xml:space="preserve"> Strong </w:t>
-      </w:r>
-      <w:proofErr w:type="spellStart"/>
-      <w:r>
-        <w:t>OpenTelemetry</w:t>
-      </w:r>
-      <w:proofErr w:type="spellEnd"/>
-      <w:r>
-        <w:t xml:space="preserve"> support</w:t>
+        <w:t xml:space="preserve"> Strong OpenTelemetry support</w:t>
       </w:r>
       <w:r>
         <w:br/>
@@ -718,15 +710,7 @@
         <w:t>⚡</w:t>
       </w:r>
       <w:r>
-        <w:t xml:space="preserve"> Deeper integration with ONNX, </w:t>
-      </w:r>
-      <w:proofErr w:type="spellStart"/>
-      <w:r>
-        <w:t>TorchSharp</w:t>
-      </w:r>
-      <w:proofErr w:type="spellEnd"/>
-      <w:r>
-        <w:t>, and inferencing</w:t>
+        <w:t xml:space="preserve"> Deeper integration with ONNX, TorchSharp, and inferencing</w:t>
       </w:r>
       <w:r>
         <w:br/>
@@ -855,15 +839,7 @@
       </w:r>
       <w:r>
         <w:br/>
-        <w:t xml:space="preserve">If your Services folder is drowning in 20+ lines of repetitive </w:t>
-      </w:r>
-      <w:proofErr w:type="spellStart"/>
-      <w:r>
-        <w:t>AddScoped</w:t>
-      </w:r>
-      <w:proofErr w:type="spellEnd"/>
-      <w:r>
-        <w:t xml:space="preserve"> boilerplate just to register classes, it's time for an upgrade. </w:t>
+        <w:t xml:space="preserve">If your Services folder is drowning in 20+ lines of repetitive AddScoped boilerplate just to register classes, it's time for an upgrade. </w:t>
       </w:r>
       <w:r>
         <w:rPr>
@@ -947,15 +923,7 @@
       </w:r>
       <w:r>
         <w:br/>
-        <w:t xml:space="preserve">Use </w:t>
-      </w:r>
-      <w:proofErr w:type="spellStart"/>
-      <w:r>
-        <w:t>Scrutor</w:t>
-      </w:r>
-      <w:proofErr w:type="spellEnd"/>
-      <w:r>
-        <w:t xml:space="preserve"> or Reflection-based registration:</w:t>
+        <w:t>Use Scrutor or Reflection-based registration:</w:t>
       </w:r>
       <w:r>
         <w:br/>
@@ -1018,7 +986,6 @@
     </w:p>
     <w:p/>
     <w:p>
-      <w:proofErr w:type="gramStart"/>
       <w:r>
         <w:t>.</w:t>
       </w:r>
@@ -1028,7 +995,6 @@
         </w:rPr>
         <w:t>𝐍𝐄𝐓</w:t>
       </w:r>
-      <w:proofErr w:type="gramEnd"/>
       <w:r>
         <w:t xml:space="preserve"> </w:t>
       </w:r>
@@ -1041,7 +1007,6 @@
       <w:r>
         <w:t xml:space="preserve"> </w:t>
       </w:r>
-      <w:proofErr w:type="gramStart"/>
       <w:r>
         <w:rPr>
           <w:rFonts w:ascii="Cambria Math" w:hAnsi="Cambria Math" w:cs="Cambria Math"/>
@@ -1057,7 +1022,6 @@
         </w:rPr>
         <w:t>𝐍𝐄𝐓</w:t>
       </w:r>
-      <w:proofErr w:type="gramEnd"/>
       <w:r>
         <w:t xml:space="preserve"> </w:t>
       </w:r>
@@ -1247,10 +1211,7 @@
       </w:r>
       <w:r>
         <w:br/>
-        <w:t>Less boilerplate → more creativity.</w:t>
-      </w:r>
-      <w:r>
-        <w:t xml:space="preserve"> </w:t>
+        <w:t xml:space="preserve">Less boilerplate → more creativity. </w:t>
       </w:r>
       <w:r>
         <w:rPr>
@@ -1405,15 +1366,7 @@
         <w:t>⃣</w:t>
       </w:r>
       <w:r>
-        <w:t xml:space="preserve"> Cloud-Native Defaults The integration with </w:t>
-      </w:r>
-      <w:proofErr w:type="spellStart"/>
-      <w:r>
-        <w:t>OpenTelemetry</w:t>
-      </w:r>
-      <w:proofErr w:type="spellEnd"/>
-      <w:r>
-        <w:t xml:space="preserve"> and Aspire is now seamless. On </w:t>
+        <w:t xml:space="preserve"> Cloud-Native Defaults The integration with OpenTelemetry and Aspire is now seamless. On </w:t>
       </w:r>
       <w:r>
         <w:lastRenderedPageBreak/>
@@ -1424,10 +1377,7 @@
       </w:r>
       <w:r>
         <w:br/>
-        <w:t>My Verdict: If you are still on .NET 6 or 8, the wait is over. The ecosystem is ready. I am planning the migration for my core services next week.</w:t>
-      </w:r>
-      <w:r>
-        <w:t xml:space="preserve"> </w:t>
+        <w:t xml:space="preserve">My Verdict: If you are still on .NET 6 or 8, the wait is over. The ecosystem is ready. I am planning the migration for my core services next week. </w:t>
       </w:r>
       <w:r>
         <w:rPr>
@@ -1486,30 +1436,14 @@
     <w:p/>
     <w:p>
       <w:r>
-        <w:t> **</w:t>
-      </w:r>
-      <w:proofErr w:type="spellStart"/>
-      <w:r>
-        <w:t>OpenAPI</w:t>
-      </w:r>
-      <w:proofErr w:type="spellEnd"/>
-      <w:r>
-        <w:t xml:space="preserve"> in .NET 10 with Scalar UI – Modern API Documentation Made Simple**</w:t>
-      </w:r>
-      <w:r>
-        <w:br/>
-      </w:r>
-      <w:r>
-        <w:br/>
-        <w:t xml:space="preserve">Excited to explore the new </w:t>
-      </w:r>
-      <w:proofErr w:type="spellStart"/>
-      <w:r>
-        <w:t>OpenAPI</w:t>
-      </w:r>
-      <w:proofErr w:type="spellEnd"/>
-      <w:r>
-        <w:t xml:space="preserve"> support in **.NET 10** and how seamlessly it integrates with **Scalar UI** for clean, interactive API documentation.</w:t>
+        <w:t> **OpenAPI in .NET 10 with Scalar UI – Modern API Documentation Made Simple**</w:t>
+      </w:r>
+      <w:r>
+        <w:br/>
+      </w:r>
+      <w:r>
+        <w:br/>
+        <w:t>Excited to explore the new OpenAPI support in **.NET 10** and how seamlessly it integrates with **Scalar UI** for clean, interactive API documentation.</w:t>
       </w:r>
       <w:r>
         <w:br/>
@@ -1524,27 +1458,11 @@
         <w:t>🔹</w:t>
       </w:r>
       <w:r>
-        <w:t xml:space="preserve"> **What’s New in .NET </w:t>
-      </w:r>
-      <w:proofErr w:type="gramStart"/>
-      <w:r>
-        <w:t>10?*</w:t>
-      </w:r>
-      <w:proofErr w:type="gramEnd"/>
-      <w:r>
-        <w:t>*</w:t>
-      </w:r>
-      <w:r>
-        <w:br/>
-        <w:t xml:space="preserve">.NET 10 provides improved built-in </w:t>
-      </w:r>
-      <w:proofErr w:type="spellStart"/>
-      <w:r>
-        <w:t>OpenAPI</w:t>
-      </w:r>
-      <w:proofErr w:type="spellEnd"/>
-      <w:r>
-        <w:t xml:space="preserve"> generation with better performance and cleaner configuration. You can now generate API documentation with minimal setup.</w:t>
+        <w:t xml:space="preserve"> **What’s New in .NET 10?**</w:t>
+      </w:r>
+      <w:r>
+        <w:br/>
+        <w:t>.NET 10 provides improved built-in OpenAPI generation with better performance and cleaner configuration. You can now generate API documentation with minimal setup.</w:t>
       </w:r>
       <w:r>
         <w:br/>
@@ -1634,23 +1552,11 @@
       </w:r>
       <w:r>
         <w:br/>
-        <w:t>```</w:t>
-      </w:r>
-      <w:proofErr w:type="spellStart"/>
-      <w:r>
-        <w:t>csharp</w:t>
-      </w:r>
-      <w:proofErr w:type="spellEnd"/>
-      <w:r>
-        <w:br/>
-      </w:r>
-      <w:proofErr w:type="spellStart"/>
-      <w:r>
-        <w:t>builder.Services.AddOpenApi</w:t>
-      </w:r>
-      <w:proofErr w:type="spellEnd"/>
-      <w:r>
-        <w:t>();</w:t>
+        <w:t>```csharp</w:t>
+      </w:r>
+      <w:r>
+        <w:br/>
+        <w:t>builder.Services.AddOpenApi();</w:t>
       </w:r>
       <w:r>
         <w:br/>
@@ -1660,7 +1566,6 @@
         <w:t xml:space="preserve">var app = </w:t>
       </w:r>
       <w:hyperlink r:id="rId19" w:tgtFrame="_self" w:history="1">
-        <w:proofErr w:type="spellStart"/>
         <w:r>
           <w:rPr>
             <w:rStyle w:val="Hyperlink"/>
@@ -1669,7 +1574,6 @@
           </w:rPr>
           <w:t>builder.Build</w:t>
         </w:r>
-        <w:proofErr w:type="spellEnd"/>
       </w:hyperlink>
       <w:r>
         <w:t>();</w:t>
@@ -1679,15 +1583,7 @@
       </w:r>
       <w:r>
         <w:br/>
-        <w:t>if (</w:t>
-      </w:r>
-      <w:proofErr w:type="spellStart"/>
-      <w:r>
-        <w:t>app.Environment.IsDevelopment</w:t>
-      </w:r>
-      <w:proofErr w:type="spellEnd"/>
-      <w:r>
-        <w:t>())</w:t>
+        <w:t>if (app.Environment.IsDevelopment())</w:t>
       </w:r>
       <w:r>
         <w:br/>
@@ -1695,15 +1591,7 @@
       </w:r>
       <w:r>
         <w:br/>
-        <w:t xml:space="preserve"> </w:t>
-      </w:r>
-      <w:proofErr w:type="spellStart"/>
-      <w:r>
-        <w:t>app.MapOpenApi</w:t>
-      </w:r>
-      <w:proofErr w:type="spellEnd"/>
-      <w:r>
-        <w:t>();</w:t>
+        <w:t xml:space="preserve"> app.MapOpenApi();</w:t>
       </w:r>
       <w:r>
         <w:br/>
@@ -1733,15 +1621,7 @@
         <w:t>💡</w:t>
       </w:r>
       <w:r>
-        <w:t xml:space="preserve"> Combining **.NET 10 + </w:t>
-      </w:r>
-      <w:proofErr w:type="spellStart"/>
-      <w:r>
-        <w:t>OpenAPI</w:t>
-      </w:r>
-      <w:proofErr w:type="spellEnd"/>
-      <w:r>
-        <w:t xml:space="preserve"> + Scalar UI** gives you:</w:t>
+        <w:t xml:space="preserve"> Combining **.NET 10 + OpenAPI + Scalar UI** gives you:</w:t>
       </w:r>
       <w:r>
         <w:br/>
@@ -1792,23 +1672,7 @@
       </w:r>
       <w:r>
         <w:br/>
-        <w:t xml:space="preserve">- Extension properties → </w:t>
-      </w:r>
-      <w:proofErr w:type="spellStart"/>
-      <w:r>
-        <w:t>list.IsEmpty</w:t>
-      </w:r>
-      <w:proofErr w:type="spellEnd"/>
-      <w:r>
-        <w:t xml:space="preserve"> instead of !</w:t>
-      </w:r>
-      <w:proofErr w:type="spellStart"/>
-      <w:r>
-        <w:t>list.Any</w:t>
-      </w:r>
-      <w:proofErr w:type="spellEnd"/>
-      <w:r>
-        <w:t>()</w:t>
+        <w:t>- Extension properties → list.IsEmpty instead of !list.Any()</w:t>
       </w:r>
       <w:r>
         <w:br/>
@@ -1842,15 +1706,7 @@
       </w:r>
       <w:r>
         <w:br/>
-        <w:t xml:space="preserve"> public int </w:t>
-      </w:r>
-      <w:proofErr w:type="spellStart"/>
-      <w:r>
-        <w:t>WordCount</w:t>
-      </w:r>
-      <w:proofErr w:type="spellEnd"/>
-      <w:r>
-        <w:t xml:space="preserve"> =&gt; ...</w:t>
+        <w:t xml:space="preserve"> public int WordCount =&gt; ...</w:t>
       </w:r>
       <w:r>
         <w:br/>
@@ -1993,6 +1849,63 @@
                     <a:xfrm>
                       <a:off x="0" y="0"/>
                       <a:ext cx="5943600" cy="7726680"/>
+                    </a:xfrm>
+                    <a:prstGeom prst="rect">
+                      <a:avLst/>
+                    </a:prstGeom>
+                    <a:noFill/>
+                    <a:ln>
+                      <a:noFill/>
+                    </a:ln>
+                  </pic:spPr>
+                </pic:pic>
+              </a:graphicData>
+            </a:graphic>
+          </wp:inline>
+        </w:drawing>
+      </w:r>
+    </w:p>
+    <w:p/>
+    <w:p>
+      <w:r>
+        <w:rPr>
+          <w:noProof/>
+        </w:rPr>
+        <w:lastRenderedPageBreak/>
+        <w:drawing>
+          <wp:inline distT="0" distB="0" distL="0" distR="0" wp14:anchorId="3BCF8B07" wp14:editId="5C0BA693">
+            <wp:extent cx="5631815" cy="8229600"/>
+            <wp:effectExtent l="0" t="0" r="6985" b="0"/>
+            <wp:docPr id="2088058311" name="Picture 1" descr="No alternative text description for this image"/>
+            <wp:cNvGraphicFramePr>
+              <a:graphicFrameLocks xmlns:a="http://schemas.openxmlformats.org/drawingml/2006/main" noChangeAspect="1"/>
+            </wp:cNvGraphicFramePr>
+            <a:graphic xmlns:a="http://schemas.openxmlformats.org/drawingml/2006/main">
+              <a:graphicData uri="http://schemas.openxmlformats.org/drawingml/2006/picture">
+                <pic:pic xmlns:pic="http://schemas.openxmlformats.org/drawingml/2006/picture">
+                  <pic:nvPicPr>
+                    <pic:cNvPr id="0" name="Picture 1" descr="No alternative text description for this image"/>
+                    <pic:cNvPicPr>
+                      <a:picLocks noChangeAspect="1" noChangeArrowheads="1"/>
+                    </pic:cNvPicPr>
+                  </pic:nvPicPr>
+                  <pic:blipFill>
+                    <a:blip r:embed="rId22">
+                      <a:extLst>
+                        <a:ext uri="{28A0092B-C50C-407E-A947-70E740481C1C}">
+                          <a14:useLocalDpi xmlns:a14="http://schemas.microsoft.com/office/drawing/2010/main" val="0"/>
+                        </a:ext>
+                      </a:extLst>
+                    </a:blip>
+                    <a:srcRect/>
+                    <a:stretch>
+                      <a:fillRect/>
+                    </a:stretch>
+                  </pic:blipFill>
+                  <pic:spPr bwMode="auto">
+                    <a:xfrm>
+                      <a:off x="0" y="0"/>
+                      <a:ext cx="5631815" cy="8229600"/>
                     </a:xfrm>
                     <a:prstGeom prst="rect">
                       <a:avLst/>
@@ -2622,6 +2535,7 @@
   <w:style w:type="character" w:default="1" w:styleId="DefaultParagraphFont">
     <w:name w:val="Default Paragraph Font"/>
     <w:uiPriority w:val="1"/>
+    <w:semiHidden/>
     <w:unhideWhenUsed/>
   </w:style>
   <w:style w:type="table" w:default="1" w:styleId="TableNormal">

--- a/New.docx
+++ b/New.docx
@@ -1906,6 +1906,62 @@
                     <a:xfrm>
                       <a:off x="0" y="0"/>
                       <a:ext cx="5631815" cy="8229600"/>
+                    </a:xfrm>
+                    <a:prstGeom prst="rect">
+                      <a:avLst/>
+                    </a:prstGeom>
+                    <a:noFill/>
+                    <a:ln>
+                      <a:noFill/>
+                    </a:ln>
+                  </pic:spPr>
+                </pic:pic>
+              </a:graphicData>
+            </a:graphic>
+          </wp:inline>
+        </w:drawing>
+      </w:r>
+    </w:p>
+    <w:p>
+      <w:r>
+        <w:rPr>
+          <w:noProof/>
+        </w:rPr>
+        <w:lastRenderedPageBreak/>
+        <w:drawing>
+          <wp:inline distT="0" distB="0" distL="0" distR="0" wp14:anchorId="1398EAE0" wp14:editId="64B90136">
+            <wp:extent cx="5943600" cy="7377430"/>
+            <wp:effectExtent l="0" t="0" r="0" b="0"/>
+            <wp:docPr id="725650654" name="Picture 1" descr="diagram"/>
+            <wp:cNvGraphicFramePr>
+              <a:graphicFrameLocks xmlns:a="http://schemas.openxmlformats.org/drawingml/2006/main" noChangeAspect="1"/>
+            </wp:cNvGraphicFramePr>
+            <a:graphic xmlns:a="http://schemas.openxmlformats.org/drawingml/2006/main">
+              <a:graphicData uri="http://schemas.openxmlformats.org/drawingml/2006/picture">
+                <pic:pic xmlns:pic="http://schemas.openxmlformats.org/drawingml/2006/picture">
+                  <pic:nvPicPr>
+                    <pic:cNvPr id="0" name="Picture 1" descr="diagram"/>
+                    <pic:cNvPicPr>
+                      <a:picLocks noChangeAspect="1" noChangeArrowheads="1"/>
+                    </pic:cNvPicPr>
+                  </pic:nvPicPr>
+                  <pic:blipFill>
+                    <a:blip r:embed="rId23">
+                      <a:extLst>
+                        <a:ext uri="{28A0092B-C50C-407E-A947-70E740481C1C}">
+                          <a14:useLocalDpi xmlns:a14="http://schemas.microsoft.com/office/drawing/2010/main" val="0"/>
+                        </a:ext>
+                      </a:extLst>
+                    </a:blip>
+                    <a:srcRect/>
+                    <a:stretch>
+                      <a:fillRect/>
+                    </a:stretch>
+                  </pic:blipFill>
+                  <pic:spPr bwMode="auto">
+                    <a:xfrm>
+                      <a:off x="0" y="0"/>
+                      <a:ext cx="5943600" cy="7377430"/>
                     </a:xfrm>
                     <a:prstGeom prst="rect">
                       <a:avLst/>

--- a/New.docx
+++ b/New.docx
@@ -1962,6 +1962,64 @@
                     <a:xfrm>
                       <a:off x="0" y="0"/>
                       <a:ext cx="5943600" cy="7377430"/>
+                    </a:xfrm>
+                    <a:prstGeom prst="rect">
+                      <a:avLst/>
+                    </a:prstGeom>
+                    <a:noFill/>
+                    <a:ln>
+                      <a:noFill/>
+                    </a:ln>
+                  </pic:spPr>
+                </pic:pic>
+              </a:graphicData>
+            </a:graphic>
+          </wp:inline>
+        </w:drawing>
+      </w:r>
+    </w:p>
+    <w:p/>
+    <w:p/>
+    <w:p>
+      <w:r>
+        <w:rPr>
+          <w:noProof/>
+        </w:rPr>
+        <w:lastRenderedPageBreak/>
+        <w:drawing>
+          <wp:inline distT="0" distB="0" distL="0" distR="0" wp14:anchorId="799B3166" wp14:editId="3B5015C0">
+            <wp:extent cx="5943600" cy="8209915"/>
+            <wp:effectExtent l="0" t="0" r="0" b="635"/>
+            <wp:docPr id="919472150" name="Picture 1" descr="No alternative text description for this image"/>
+            <wp:cNvGraphicFramePr>
+              <a:graphicFrameLocks xmlns:a="http://schemas.openxmlformats.org/drawingml/2006/main" noChangeAspect="1"/>
+            </wp:cNvGraphicFramePr>
+            <a:graphic xmlns:a="http://schemas.openxmlformats.org/drawingml/2006/main">
+              <a:graphicData uri="http://schemas.openxmlformats.org/drawingml/2006/picture">
+                <pic:pic xmlns:pic="http://schemas.openxmlformats.org/drawingml/2006/picture">
+                  <pic:nvPicPr>
+                    <pic:cNvPr id="0" name="Picture 1" descr="No alternative text description for this image"/>
+                    <pic:cNvPicPr>
+                      <a:picLocks noChangeAspect="1" noChangeArrowheads="1"/>
+                    </pic:cNvPicPr>
+                  </pic:nvPicPr>
+                  <pic:blipFill>
+                    <a:blip r:embed="rId24">
+                      <a:extLst>
+                        <a:ext uri="{28A0092B-C50C-407E-A947-70E740481C1C}">
+                          <a14:useLocalDpi xmlns:a14="http://schemas.microsoft.com/office/drawing/2010/main" val="0"/>
+                        </a:ext>
+                      </a:extLst>
+                    </a:blip>
+                    <a:srcRect/>
+                    <a:stretch>
+                      <a:fillRect/>
+                    </a:stretch>
+                  </pic:blipFill>
+                  <pic:spPr bwMode="auto">
+                    <a:xfrm>
+                      <a:off x="0" y="0"/>
+                      <a:ext cx="5943600" cy="8209915"/>
                     </a:xfrm>
                     <a:prstGeom prst="rect">
                       <a:avLst/>
